--- a/TCC - Formatação ABNT- OI.docx
+++ b/TCC - Formatação ABNT- OI.docx
@@ -860,17 +860,17 @@
       <w:r>
         <w:br w:type="page"/>
       </w:r>
+    </w:p>
+    <w:p>
+      <w:pPr>
+        <w:pStyle w:val="SemEspaamento"/>
+      </w:pPr>
+      <w:r>
+        <w:lastRenderedPageBreak/>
+        <w:t>SUMÁRIO</w:t>
+      </w:r>
       <w:bookmarkStart w:id="0" w:name="_GoBack"/>
       <w:bookmarkEnd w:id="0"/>
-    </w:p>
-    <w:p>
-      <w:pPr>
-        <w:pStyle w:val="SemEspaamento"/>
-      </w:pPr>
-      <w:r>
-        <w:lastRenderedPageBreak/>
-        <w:t>SUMÁRIO</w:t>
-      </w:r>
     </w:p>
     <w:sdt>
       <w:sdtPr>
@@ -918,7 +918,7 @@
           <w:r>
             <w:fldChar w:fldCharType="separate"/>
           </w:r>
-          <w:hyperlink w:anchor="_Toc226015227" w:history="1">
+          <w:hyperlink w:anchor="_Toc227223342" w:history="1">
             <w:r>
               <w:rPr>
                 <w:rStyle w:val="Hyperlink"/>
@@ -961,7 +961,7 @@
                 <w:noProof/>
                 <w:webHidden/>
               </w:rPr>
-              <w:instrText xml:space="preserve"> PAGEREF _Toc226015227 \h </w:instrText>
+              <w:instrText xml:space="preserve"> PAGEREF _Toc227223342 \h </w:instrText>
             </w:r>
             <w:r>
               <w:rPr>
@@ -981,7 +981,7 @@
                 <w:noProof/>
                 <w:webHidden/>
               </w:rPr>
-              <w:t>11</w:t>
+              <w:t>10</w:t>
             </w:r>
             <w:r>
               <w:rPr>
@@ -1002,7 +1002,7 @@
               <w:lang w:eastAsia="pt-BR"/>
             </w:rPr>
           </w:pPr>
-          <w:hyperlink w:anchor="_Toc226015228" w:history="1">
+          <w:hyperlink w:anchor="_Toc227223343" w:history="1">
             <w:r>
               <w:rPr>
                 <w:rStyle w:val="Hyperlink"/>
@@ -1045,7 +1045,7 @@
                 <w:noProof/>
                 <w:webHidden/>
               </w:rPr>
-              <w:instrText xml:space="preserve"> PAGEREF _Toc226015228 \h </w:instrText>
+              <w:instrText xml:space="preserve"> PAGEREF _Toc227223343 \h </w:instrText>
             </w:r>
             <w:r>
               <w:rPr>
@@ -1065,7 +1065,7 @@
                 <w:noProof/>
                 <w:webHidden/>
               </w:rPr>
-              <w:t>11</w:t>
+              <w:t>10</w:t>
             </w:r>
             <w:r>
               <w:rPr>
@@ -1086,7 +1086,7 @@
               <w:lang w:eastAsia="pt-BR"/>
             </w:rPr>
           </w:pPr>
-          <w:hyperlink w:anchor="_Toc226015229" w:history="1">
+          <w:hyperlink w:anchor="_Toc227223344" w:history="1">
             <w:r>
               <w:rPr>
                 <w:rStyle w:val="Hyperlink"/>
@@ -1129,7 +1129,7 @@
                 <w:noProof/>
                 <w:webHidden/>
               </w:rPr>
-              <w:instrText xml:space="preserve"> PAGEREF _Toc226015229 \h </w:instrText>
+              <w:instrText xml:space="preserve"> PAGEREF _Toc227223344 \h </w:instrText>
             </w:r>
             <w:r>
               <w:rPr>
@@ -1149,7 +1149,7 @@
                 <w:noProof/>
                 <w:webHidden/>
               </w:rPr>
-              <w:t>11</w:t>
+              <w:t>10</w:t>
             </w:r>
             <w:r>
               <w:rPr>
@@ -1170,7 +1170,7 @@
               <w:lang w:eastAsia="pt-BR"/>
             </w:rPr>
           </w:pPr>
-          <w:hyperlink w:anchor="_Toc226015230" w:history="1">
+          <w:hyperlink w:anchor="_Toc227223345" w:history="1">
             <w:r>
               <w:rPr>
                 <w:rStyle w:val="Hyperlink"/>
@@ -1213,7 +1213,7 @@
                 <w:noProof/>
                 <w:webHidden/>
               </w:rPr>
-              <w:instrText xml:space="preserve"> PAGEREF _Toc226015230 \h </w:instrText>
+              <w:instrText xml:space="preserve"> PAGEREF _Toc227223345 \h </w:instrText>
             </w:r>
             <w:r>
               <w:rPr>
@@ -1233,7 +1233,7 @@
                 <w:noProof/>
                 <w:webHidden/>
               </w:rPr>
-              <w:t>11</w:t>
+              <w:t>10</w:t>
             </w:r>
             <w:r>
               <w:rPr>
@@ -1254,7 +1254,7 @@
               <w:lang w:eastAsia="pt-BR"/>
             </w:rPr>
           </w:pPr>
-          <w:hyperlink w:anchor="_Toc226015231" w:history="1">
+          <w:hyperlink w:anchor="_Toc227223346" w:history="1">
             <w:r>
               <w:rPr>
                 <w:rStyle w:val="Hyperlink"/>
@@ -1297,7 +1297,7 @@
                 <w:noProof/>
                 <w:webHidden/>
               </w:rPr>
-              <w:instrText xml:space="preserve"> PAGEREF _Toc226015231 \h </w:instrText>
+              <w:instrText xml:space="preserve"> PAGEREF _Toc227223346 \h </w:instrText>
             </w:r>
             <w:r>
               <w:rPr>
@@ -1317,7 +1317,7 @@
                 <w:noProof/>
                 <w:webHidden/>
               </w:rPr>
-              <w:t>11</w:t>
+              <w:t>10</w:t>
             </w:r>
             <w:r>
               <w:rPr>
@@ -1338,7 +1338,7 @@
               <w:lang w:eastAsia="pt-BR"/>
             </w:rPr>
           </w:pPr>
-          <w:hyperlink w:anchor="_Toc226015232" w:history="1">
+          <w:hyperlink w:anchor="_Toc227223347" w:history="1">
             <w:r>
               <w:rPr>
                 <w:rStyle w:val="Hyperlink"/>
@@ -1381,7 +1381,7 @@
                 <w:noProof/>
                 <w:webHidden/>
               </w:rPr>
-              <w:instrText xml:space="preserve"> PAGEREF _Toc226015232 \h </w:instrText>
+              <w:instrText xml:space="preserve"> PAGEREF _Toc227223347 \h </w:instrText>
             </w:r>
             <w:r>
               <w:rPr>
@@ -1401,7 +1401,7 @@
                 <w:noProof/>
                 <w:webHidden/>
               </w:rPr>
-              <w:t>12</w:t>
+              <w:t>11</w:t>
             </w:r>
             <w:r>
               <w:rPr>
@@ -1422,7 +1422,7 @@
               <w:lang w:eastAsia="pt-BR"/>
             </w:rPr>
           </w:pPr>
-          <w:hyperlink w:anchor="_Toc226015233" w:history="1">
+          <w:hyperlink w:anchor="_Toc227223348" w:history="1">
             <w:r>
               <w:rPr>
                 <w:rStyle w:val="Hyperlink"/>
@@ -1465,7 +1465,7 @@
                 <w:noProof/>
                 <w:webHidden/>
               </w:rPr>
-              <w:instrText xml:space="preserve"> PAGEREF _Toc226015233 \h </w:instrText>
+              <w:instrText xml:space="preserve"> PAGEREF _Toc227223348 \h </w:instrText>
             </w:r>
             <w:r>
               <w:rPr>
@@ -1485,7 +1485,7 @@
                 <w:noProof/>
                 <w:webHidden/>
               </w:rPr>
-              <w:t>12</w:t>
+              <w:t>11</w:t>
             </w:r>
             <w:r>
               <w:rPr>
@@ -1506,7 +1506,7 @@
               <w:lang w:eastAsia="pt-BR"/>
             </w:rPr>
           </w:pPr>
-          <w:hyperlink w:anchor="_Toc226015234" w:history="1">
+          <w:hyperlink w:anchor="_Toc227223349" w:history="1">
             <w:r>
               <w:rPr>
                 <w:rStyle w:val="Hyperlink"/>
@@ -1549,7 +1549,7 @@
                 <w:noProof/>
                 <w:webHidden/>
               </w:rPr>
-              <w:instrText xml:space="preserve"> PAGEREF _Toc226015234 \h </w:instrText>
+              <w:instrText xml:space="preserve"> PAGEREF _Toc227223349 \h </w:instrText>
             </w:r>
             <w:r>
               <w:rPr>
@@ -1569,7 +1569,7 @@
                 <w:noProof/>
                 <w:webHidden/>
               </w:rPr>
-              <w:t>12</w:t>
+              <w:t>11</w:t>
             </w:r>
             <w:r>
               <w:rPr>
@@ -1590,7 +1590,7 @@
               <w:lang w:eastAsia="pt-BR"/>
             </w:rPr>
           </w:pPr>
-          <w:hyperlink w:anchor="_Toc226015235" w:history="1">
+          <w:hyperlink w:anchor="_Toc227223350" w:history="1">
             <w:r>
               <w:rPr>
                 <w:rStyle w:val="Hyperlink"/>
@@ -1633,7 +1633,7 @@
                 <w:noProof/>
                 <w:webHidden/>
               </w:rPr>
-              <w:instrText xml:space="preserve"> PAGEREF _Toc226015235 \h </w:instrText>
+              <w:instrText xml:space="preserve"> PAGEREF _Toc227223350 \h </w:instrText>
             </w:r>
             <w:r>
               <w:rPr>
@@ -1653,7 +1653,7 @@
                 <w:noProof/>
                 <w:webHidden/>
               </w:rPr>
-              <w:t>14</w:t>
+              <w:t>12</w:t>
             </w:r>
             <w:r>
               <w:rPr>
@@ -1674,7 +1674,7 @@
               <w:lang w:eastAsia="pt-BR"/>
             </w:rPr>
           </w:pPr>
-          <w:hyperlink w:anchor="_Toc226015236" w:history="1">
+          <w:hyperlink w:anchor="_Toc227223351" w:history="1">
             <w:r>
               <w:rPr>
                 <w:rStyle w:val="Hyperlink"/>
@@ -1717,7 +1717,7 @@
                 <w:noProof/>
                 <w:webHidden/>
               </w:rPr>
-              <w:instrText xml:space="preserve"> PAGEREF _Toc226015236 \h </w:instrText>
+              <w:instrText xml:space="preserve"> PAGEREF _Toc227223351 \h </w:instrText>
             </w:r>
             <w:r>
               <w:rPr>
@@ -1737,7 +1737,7 @@
                 <w:noProof/>
                 <w:webHidden/>
               </w:rPr>
-              <w:t>14</w:t>
+              <w:t>12</w:t>
             </w:r>
             <w:r>
               <w:rPr>
@@ -1758,7 +1758,7 @@
               <w:lang w:eastAsia="pt-BR"/>
             </w:rPr>
           </w:pPr>
-          <w:hyperlink w:anchor="_Toc226015237" w:history="1">
+          <w:hyperlink w:anchor="_Toc227223352" w:history="1">
             <w:r>
               <w:rPr>
                 <w:rStyle w:val="Hyperlink"/>
@@ -1801,7 +1801,7 @@
                 <w:noProof/>
                 <w:webHidden/>
               </w:rPr>
-              <w:instrText xml:space="preserve"> PAGEREF _Toc226015237 \h </w:instrText>
+              <w:instrText xml:space="preserve"> PAGEREF _Toc227223352 \h </w:instrText>
             </w:r>
             <w:r>
               <w:rPr>
@@ -1821,7 +1821,7 @@
                 <w:noProof/>
                 <w:webHidden/>
               </w:rPr>
-              <w:t>14</w:t>
+              <w:t>13</w:t>
             </w:r>
             <w:r>
               <w:rPr>
@@ -1836,10 +1836,13 @@
           <w:pPr>
             <w:pStyle w:val="Sumrio4"/>
             <w:rPr>
+              <w:rFonts w:asciiTheme="minorHAnsi" w:eastAsiaTheme="minorEastAsia" w:hAnsiTheme="minorHAnsi"/>
               <w:noProof/>
+              <w:sz w:val="22"/>
+              <w:lang w:eastAsia="pt-BR"/>
             </w:rPr>
           </w:pPr>
-          <w:hyperlink w:anchor="_Toc226015238" w:history="1">
+          <w:hyperlink w:anchor="_Toc227223353" w:history="1">
             <w:r>
               <w:rPr>
                 <w:rStyle w:val="Hyperlink"/>
@@ -1849,7 +1852,10 @@
             </w:r>
             <w:r>
               <w:rPr>
-                <w:noProof/>
+                <w:rFonts w:asciiTheme="minorHAnsi" w:eastAsiaTheme="minorEastAsia" w:hAnsiTheme="minorHAnsi"/>
+                <w:noProof/>
+                <w:sz w:val="22"/>
+                <w:lang w:eastAsia="pt-BR"/>
               </w:rPr>
               <w:tab/>
             </w:r>
@@ -1879,7 +1885,7 @@
                 <w:noProof/>
                 <w:webHidden/>
               </w:rPr>
-              <w:instrText xml:space="preserve"> PAGEREF _Toc226015238 \h </w:instrText>
+              <w:instrText xml:space="preserve"> PAGEREF _Toc227223353 \h </w:instrText>
             </w:r>
             <w:r>
               <w:rPr>
@@ -1899,7 +1905,7 @@
                 <w:noProof/>
                 <w:webHidden/>
               </w:rPr>
-              <w:t>15</w:t>
+              <w:t>13</w:t>
             </w:r>
             <w:r>
               <w:rPr>
@@ -1914,10 +1920,13 @@
           <w:pPr>
             <w:pStyle w:val="Sumrio5"/>
             <w:rPr>
+              <w:rFonts w:asciiTheme="minorHAnsi" w:eastAsiaTheme="minorEastAsia" w:hAnsiTheme="minorHAnsi"/>
               <w:noProof/>
+              <w:sz w:val="22"/>
+              <w:lang w:eastAsia="pt-BR"/>
             </w:rPr>
           </w:pPr>
-          <w:hyperlink w:anchor="_Toc226015239" w:history="1">
+          <w:hyperlink w:anchor="_Toc227223354" w:history="1">
             <w:r>
               <w:rPr>
                 <w:rStyle w:val="Hyperlink"/>
@@ -1927,7 +1936,10 @@
             </w:r>
             <w:r>
               <w:rPr>
-                <w:noProof/>
+                <w:rFonts w:asciiTheme="minorHAnsi" w:eastAsiaTheme="minorEastAsia" w:hAnsiTheme="minorHAnsi"/>
+                <w:noProof/>
+                <w:sz w:val="22"/>
+                <w:lang w:eastAsia="pt-BR"/>
               </w:rPr>
               <w:tab/>
             </w:r>
@@ -1957,7 +1969,7 @@
                 <w:noProof/>
                 <w:webHidden/>
               </w:rPr>
-              <w:instrText xml:space="preserve"> PAGEREF _Toc226015239 \h </w:instrText>
+              <w:instrText xml:space="preserve"> PAGEREF _Toc227223354 \h </w:instrText>
             </w:r>
             <w:r>
               <w:rPr>
@@ -1977,7 +1989,7 @@
                 <w:noProof/>
                 <w:webHidden/>
               </w:rPr>
-              <w:t>15</w:t>
+              <w:t>14</w:t>
             </w:r>
             <w:r>
               <w:rPr>
@@ -1998,7 +2010,7 @@
               <w:lang w:eastAsia="pt-BR"/>
             </w:rPr>
           </w:pPr>
-          <w:hyperlink w:anchor="_Toc226015240" w:history="1">
+          <w:hyperlink w:anchor="_Toc227223355" w:history="1">
             <w:r>
               <w:rPr>
                 <w:rStyle w:val="Hyperlink"/>
@@ -2041,7 +2053,7 @@
                 <w:noProof/>
                 <w:webHidden/>
               </w:rPr>
-              <w:instrText xml:space="preserve"> PAGEREF _Toc226015240 \h </w:instrText>
+              <w:instrText xml:space="preserve"> PAGEREF _Toc227223355 \h </w:instrText>
             </w:r>
             <w:r>
               <w:rPr>
@@ -2061,7 +2073,7 @@
                 <w:noProof/>
                 <w:webHidden/>
               </w:rPr>
-              <w:t>16</w:t>
+              <w:t>15</w:t>
             </w:r>
             <w:r>
               <w:rPr>
@@ -2082,7 +2094,7 @@
               <w:lang w:eastAsia="pt-BR"/>
             </w:rPr>
           </w:pPr>
-          <w:hyperlink w:anchor="_Toc226015241" w:history="1">
+          <w:hyperlink w:anchor="_Toc227223356" w:history="1">
             <w:r>
               <w:rPr>
                 <w:rStyle w:val="Hyperlink"/>
@@ -2125,7 +2137,91 @@
                 <w:noProof/>
                 <w:webHidden/>
               </w:rPr>
-              <w:instrText xml:space="preserve"> PAGEREF _Toc226015241 \h </w:instrText>
+              <w:instrText xml:space="preserve"> PAGEREF _Toc227223356 \h </w:instrText>
+            </w:r>
+            <w:r>
+              <w:rPr>
+                <w:noProof/>
+                <w:webHidden/>
+              </w:rPr>
+            </w:r>
+            <w:r>
+              <w:rPr>
+                <w:noProof/>
+                <w:webHidden/>
+              </w:rPr>
+              <w:fldChar w:fldCharType="separate"/>
+            </w:r>
+            <w:r>
+              <w:rPr>
+                <w:noProof/>
+                <w:webHidden/>
+              </w:rPr>
+              <w:t>15</w:t>
+            </w:r>
+            <w:r>
+              <w:rPr>
+                <w:noProof/>
+                <w:webHidden/>
+              </w:rPr>
+              <w:fldChar w:fldCharType="end"/>
+            </w:r>
+          </w:hyperlink>
+        </w:p>
+        <w:p>
+          <w:pPr>
+            <w:pStyle w:val="Sumrio2"/>
+            <w:rPr>
+              <w:rFonts w:asciiTheme="minorHAnsi" w:eastAsiaTheme="minorEastAsia" w:hAnsiTheme="minorHAnsi"/>
+              <w:noProof/>
+              <w:sz w:val="22"/>
+              <w:lang w:eastAsia="pt-BR"/>
+            </w:rPr>
+          </w:pPr>
+          <w:hyperlink w:anchor="_Toc227223357" w:history="1">
+            <w:r>
+              <w:rPr>
+                <w:rStyle w:val="Hyperlink"/>
+                <w:noProof/>
+              </w:rPr>
+              <w:t>3.2</w:t>
+            </w:r>
+            <w:r>
+              <w:rPr>
+                <w:rFonts w:asciiTheme="minorHAnsi" w:eastAsiaTheme="minorEastAsia" w:hAnsiTheme="minorHAnsi"/>
+                <w:noProof/>
+                <w:sz w:val="22"/>
+                <w:lang w:eastAsia="pt-BR"/>
+              </w:rPr>
+              <w:tab/>
+            </w:r>
+            <w:r>
+              <w:rPr>
+                <w:rStyle w:val="Hyperlink"/>
+                <w:noProof/>
+              </w:rPr>
+              <w:t>ESQUISA DE CAMPO</w:t>
+            </w:r>
+            <w:r>
+              <w:rPr>
+                <w:noProof/>
+                <w:webHidden/>
+              </w:rPr>
+              <w:tab/>
+            </w:r>
+            <w:r>
+              <w:rPr>
+                <w:noProof/>
+                <w:webHidden/>
+              </w:rPr>
+              <w:fldChar w:fldCharType="begin"/>
+            </w:r>
+            <w:r>
+              <w:rPr>
+                <w:noProof/>
+                <w:webHidden/>
+              </w:rPr>
+              <w:instrText xml:space="preserve"> PAGEREF _Toc227223357 \h </w:instrText>
             </w:r>
             <w:r>
               <w:rPr>
@@ -2166,39 +2262,23 @@
               <w:lang w:eastAsia="pt-BR"/>
             </w:rPr>
           </w:pPr>
-          <w:hyperlink w:anchor="_Toc226015242" w:history="1">
+          <w:hyperlink w:anchor="_Toc227223358" w:history="1">
             <w:r>
               <w:rPr>
                 <w:rStyle w:val="Hyperlink"/>
                 <w:noProof/>
               </w:rPr>
-              <w:t>4</w:t>
-            </w:r>
-            <w:r>
-              <w:rPr>
-                <w:rFonts w:asciiTheme="minorHAnsi" w:eastAsiaTheme="minorEastAsia" w:hAnsiTheme="minorHAnsi"/>
-                <w:noProof/>
-                <w:sz w:val="22"/>
-                <w:lang w:eastAsia="pt-BR"/>
+              <w:t>4. ANÁLISE E SÍNTESE</w:t>
+            </w:r>
+            <w:r>
+              <w:rPr>
+                <w:noProof/>
+                <w:webHidden/>
               </w:rPr>
               <w:tab/>
             </w:r>
             <w:r>
               <w:rPr>
-                <w:rStyle w:val="Hyperlink"/>
-                <w:noProof/>
-              </w:rPr>
-              <w:t>ANÁLISE E SÍNTESE</w:t>
-            </w:r>
-            <w:r>
-              <w:rPr>
-                <w:noProof/>
-                <w:webHidden/>
-              </w:rPr>
-              <w:tab/>
-            </w:r>
-            <w:r>
-              <w:rPr>
                 <w:noProof/>
                 <w:webHidden/>
               </w:rPr>
@@ -2209,7 +2289,7 @@
                 <w:noProof/>
                 <w:webHidden/>
               </w:rPr>
-              <w:instrText xml:space="preserve"> PAGEREF _Toc226015242 \h </w:instrText>
+              <w:instrText xml:space="preserve"> PAGEREF _Toc227223358 \h </w:instrText>
             </w:r>
             <w:r>
               <w:rPr>
@@ -2250,13 +2330,13 @@
               <w:lang w:eastAsia="pt-BR"/>
             </w:rPr>
           </w:pPr>
-          <w:hyperlink w:anchor="_Toc226015243" w:history="1">
+          <w:hyperlink w:anchor="_Toc227223359" w:history="1">
             <w:r>
               <w:rPr>
                 <w:rStyle w:val="Hyperlink"/>
                 <w:noProof/>
               </w:rPr>
-              <w:t>4.1</w:t>
+              <w:t>3.3</w:t>
             </w:r>
             <w:r>
               <w:rPr>
@@ -2293,7 +2373,7 @@
                 <w:noProof/>
                 <w:webHidden/>
               </w:rPr>
-              <w:instrText xml:space="preserve"> PAGEREF _Toc226015243 \h </w:instrText>
+              <w:instrText xml:space="preserve"> PAGEREF _Toc227223359 \h </w:instrText>
             </w:r>
             <w:r>
               <w:rPr>
@@ -2334,13 +2414,13 @@
               <w:lang w:eastAsia="pt-BR"/>
             </w:rPr>
           </w:pPr>
-          <w:hyperlink w:anchor="_Toc226015244" w:history="1">
+          <w:hyperlink w:anchor="_Toc227223360" w:history="1">
             <w:r>
               <w:rPr>
                 <w:rStyle w:val="Hyperlink"/>
                 <w:noProof/>
               </w:rPr>
-              <w:t>4.2</w:t>
+              <w:t>3.4</w:t>
             </w:r>
             <w:r>
               <w:rPr>
@@ -2377,7 +2457,7 @@
                 <w:noProof/>
                 <w:webHidden/>
               </w:rPr>
-              <w:instrText xml:space="preserve"> PAGEREF _Toc226015244 \h </w:instrText>
+              <w:instrText xml:space="preserve"> PAGEREF _Toc227223360 \h </w:instrText>
             </w:r>
             <w:r>
               <w:rPr>
@@ -2398,6 +2478,158 @@
                 <w:webHidden/>
               </w:rPr>
               <w:t>17</w:t>
+            </w:r>
+            <w:r>
+              <w:rPr>
+                <w:noProof/>
+                <w:webHidden/>
+              </w:rPr>
+              <w:fldChar w:fldCharType="end"/>
+            </w:r>
+          </w:hyperlink>
+        </w:p>
+        <w:p>
+          <w:pPr>
+            <w:pStyle w:val="Sumrio1"/>
+            <w:rPr>
+              <w:rFonts w:asciiTheme="minorHAnsi" w:eastAsiaTheme="minorEastAsia" w:hAnsiTheme="minorHAnsi"/>
+              <w:noProof/>
+              <w:sz w:val="22"/>
+              <w:lang w:eastAsia="pt-BR"/>
+            </w:rPr>
+          </w:pPr>
+          <w:hyperlink w:anchor="_Toc227223361" w:history="1">
+            <w:r>
+              <w:rPr>
+                <w:rStyle w:val="Hyperlink"/>
+                <w:noProof/>
+              </w:rPr>
+              <w:t>4</w:t>
+            </w:r>
+            <w:r>
+              <w:rPr>
+                <w:rFonts w:asciiTheme="minorHAnsi" w:eastAsiaTheme="minorEastAsia" w:hAnsiTheme="minorHAnsi"/>
+                <w:noProof/>
+                <w:sz w:val="22"/>
+                <w:lang w:eastAsia="pt-BR"/>
+              </w:rPr>
+              <w:tab/>
+            </w:r>
+            <w:r>
+              <w:rPr>
+                <w:rStyle w:val="Hyperlink"/>
+                <w:noProof/>
+              </w:rPr>
+              <w:t>ASPECTOS ESTRATEGICOS</w:t>
+            </w:r>
+            <w:r>
+              <w:rPr>
+                <w:noProof/>
+                <w:webHidden/>
+              </w:rPr>
+              <w:tab/>
+            </w:r>
+            <w:r>
+              <w:rPr>
+                <w:noProof/>
+                <w:webHidden/>
+              </w:rPr>
+              <w:fldChar w:fldCharType="begin"/>
+            </w:r>
+            <w:r>
+              <w:rPr>
+                <w:noProof/>
+                <w:webHidden/>
+              </w:rPr>
+              <w:instrText xml:space="preserve"> PAGEREF _Toc227223361 \h </w:instrText>
+            </w:r>
+            <w:r>
+              <w:rPr>
+                <w:noProof/>
+                <w:webHidden/>
+              </w:rPr>
+            </w:r>
+            <w:r>
+              <w:rPr>
+                <w:noProof/>
+                <w:webHidden/>
+              </w:rPr>
+              <w:fldChar w:fldCharType="separate"/>
+            </w:r>
+            <w:r>
+              <w:rPr>
+                <w:noProof/>
+                <w:webHidden/>
+              </w:rPr>
+              <w:t>19</w:t>
+            </w:r>
+            <w:r>
+              <w:rPr>
+                <w:noProof/>
+                <w:webHidden/>
+              </w:rPr>
+              <w:fldChar w:fldCharType="end"/>
+            </w:r>
+          </w:hyperlink>
+        </w:p>
+        <w:p>
+          <w:pPr>
+            <w:pStyle w:val="Sumrio1"/>
+            <w:rPr>
+              <w:rFonts w:asciiTheme="minorHAnsi" w:eastAsiaTheme="minorEastAsia" w:hAnsiTheme="minorHAnsi"/>
+              <w:noProof/>
+              <w:sz w:val="22"/>
+              <w:lang w:eastAsia="pt-BR"/>
+            </w:rPr>
+          </w:pPr>
+          <w:hyperlink w:anchor="_Toc227223362" w:history="1">
+            <w:r>
+              <w:rPr>
+                <w:rStyle w:val="Hyperlink"/>
+                <w:noProof/>
+              </w:rPr>
+              <w:t>REFERENCIA</w:t>
+            </w:r>
+            <w:r>
+              <w:rPr>
+                <w:noProof/>
+                <w:webHidden/>
+              </w:rPr>
+              <w:tab/>
+            </w:r>
+            <w:r>
+              <w:rPr>
+                <w:noProof/>
+                <w:webHidden/>
+              </w:rPr>
+              <w:fldChar w:fldCharType="begin"/>
+            </w:r>
+            <w:r>
+              <w:rPr>
+                <w:noProof/>
+                <w:webHidden/>
+              </w:rPr>
+              <w:instrText xml:space="preserve"> PAGEREF _Toc227223362 \h </w:instrText>
+            </w:r>
+            <w:r>
+              <w:rPr>
+                <w:noProof/>
+                <w:webHidden/>
+              </w:rPr>
+            </w:r>
+            <w:r>
+              <w:rPr>
+                <w:noProof/>
+                <w:webHidden/>
+              </w:rPr>
+              <w:fldChar w:fldCharType="separate"/>
+            </w:r>
+            <w:r>
+              <w:rPr>
+                <w:noProof/>
+                <w:webHidden/>
+              </w:rPr>
+              <w:t>20</w:t>
             </w:r>
             <w:r>
               <w:rPr>
@@ -2423,17 +2655,23 @@
       </w:sdtContent>
     </w:sdt>
     <w:p>
-      <w:r>
-        <w:br w:type="page"/>
-      </w:r>
-    </w:p>
+      <w:pPr>
+        <w:sectPr>
+          <w:pgSz w:w="11906" w:h="16838"/>
+          <w:pgMar w:top="1701" w:right="1134" w:bottom="1134" w:left="1701" w:header="709" w:footer="709" w:gutter="0"/>
+          <w:pgNumType w:start="0"/>
+          <w:cols w:space="708"/>
+          <w:docGrid w:linePitch="360"/>
+        </w:sectPr>
+      </w:pPr>
+    </w:p>
+    <w:p/>
     <w:p>
       <w:pPr>
         <w:pStyle w:val="Ttulo1"/>
       </w:pPr>
-      <w:bookmarkStart w:id="1" w:name="_Toc226015227"/>
-      <w:r>
-        <w:lastRenderedPageBreak/>
+      <w:bookmarkStart w:id="1" w:name="_Toc227223342"/>
+      <w:r>
         <w:t>INTRODUÇÃO</w:t>
       </w:r>
       <w:bookmarkEnd w:id="1"/>
@@ -2461,7 +2699,7 @@
       <w:pPr>
         <w:pStyle w:val="Ttulo2"/>
       </w:pPr>
-      <w:bookmarkStart w:id="2" w:name="_Toc226015228"/>
+      <w:bookmarkStart w:id="2" w:name="_Toc227223343"/>
       <w:r>
         <w:t>Problemática</w:t>
       </w:r>
@@ -2490,7 +2728,7 @@
       <w:pPr>
         <w:pStyle w:val="Ttulo2"/>
       </w:pPr>
-      <w:bookmarkStart w:id="3" w:name="_Toc226015229"/>
+      <w:bookmarkStart w:id="3" w:name="_Toc227223344"/>
       <w:r>
         <w:t>Justificativa</w:t>
       </w:r>
@@ -2519,7 +2757,7 @@
       <w:pPr>
         <w:pStyle w:val="Ttulo2"/>
       </w:pPr>
-      <w:bookmarkStart w:id="4" w:name="_Toc226015230"/>
+      <w:bookmarkStart w:id="4" w:name="_Toc227223345"/>
       <w:r>
         <w:t>Objetivos</w:t>
       </w:r>
@@ -2529,7 +2767,7 @@
       <w:pPr>
         <w:pStyle w:val="Ttulo3"/>
       </w:pPr>
-      <w:bookmarkStart w:id="5" w:name="_Toc226015231"/>
+      <w:bookmarkStart w:id="5" w:name="_Toc227223346"/>
       <w:r>
         <w:t>Objetivo Geral</w:t>
       </w:r>
@@ -2551,21 +2789,21 @@
         <w:rPr>
           <w:shd w:val="clear" w:color="auto" w:fill="FFFFFF"/>
         </w:rPr>
-        <w:t xml:space="preserve"> is simply dummy text of the printing and typesetting industry. Lorem Ipsum has been the industry's standard dummy text ever since the 1500s, when an unknown printer took a galley of type and scrambled it to make a type specimen </w:t>
+        <w:t xml:space="preserve"> is simply dummy text of the printing and typesetting industry. Lorem Ipsum has been the industry's standard dummy text ever since the 1500s, when </w:t>
       </w:r>
       <w:r>
         <w:rPr>
           <w:shd w:val="clear" w:color="auto" w:fill="FFFFFF"/>
         </w:rPr>
         <w:lastRenderedPageBreak/>
-        <w:t>book. It has survived not only five centuries, but also the leap into electronic typesetting, remaining essentially unchanged. It was popularised in the 1960s with the release of Letraset sheets containing Lorem Ipsum passages, and more recently with desktop publishing software like Aldus PageMaker including versions of Lorem Ipsum.</w:t>
+        <w:t>an unknown printer took a galley of type and scrambled it to make a type specimen book. It has survived not only five centuries, but also the leap into electronic typesetting, remaining essentially unchanged. It was popularised in the 1960s with the release of Letraset sheets containing Lorem Ipsum passages, and more recently with desktop publishing software like Aldus PageMaker including versions of Lorem Ipsum.</w:t>
       </w:r>
     </w:p>
     <w:p>
       <w:pPr>
         <w:pStyle w:val="Ttulo3"/>
       </w:pPr>
-      <w:bookmarkStart w:id="6" w:name="_Toc226015232"/>
+      <w:bookmarkStart w:id="6" w:name="_Toc227223347"/>
       <w:r>
         <w:t>Objetivos Específicos</w:t>
       </w:r>
@@ -2595,7 +2833,7 @@
       <w:pPr>
         <w:pStyle w:val="Ttulo2"/>
       </w:pPr>
-      <w:bookmarkStart w:id="7" w:name="_Toc226015233"/>
+      <w:bookmarkStart w:id="7" w:name="_Toc227223348"/>
       <w:r>
         <w:t>Metodologia</w:t>
       </w:r>
@@ -2625,7 +2863,7 @@
       <w:pPr>
         <w:pStyle w:val="Ttulo2"/>
       </w:pPr>
-      <w:bookmarkStart w:id="8" w:name="_Toc226015234"/>
+      <w:bookmarkStart w:id="8" w:name="_Toc227223349"/>
       <w:r>
         <w:t>Resultados Esperados</w:t>
       </w:r>
@@ -2647,16 +2885,22 @@
         <w:rPr>
           <w:shd w:val="clear" w:color="auto" w:fill="FFFFFF"/>
         </w:rPr>
-        <w:t> is simply dummy text of the printing and typesetting industry. Lorem Ipsum has been the industry's standard dummy text ever since the 1500s, when an unknown printer took a galley of type and scrambled it to make a type specimen book. It has survived not only five centuries, but also the leap into electronic typesetting, remaining essentially unchanged. It was popularised in the 1960s with the release of Letraset sheets containing Lorem Ipsum passages, and more recently with desktop publishing software like Aldus PageMaker including versions of Lorem Ipsum.</w:t>
+        <w:t xml:space="preserve"> is simply dummy text of the printing and typesetting industry. Lorem Ipsum has been the industry's standard dummy text ever since the 1500s, when an unknown printer took a galley of type and scrambled it to make a type specimen book. It has survived not only five centuries, but also the leap into electronic typesetting, remaining essentially unchanged. It was popularised in the 1960s with the </w:t>
+      </w:r>
+      <w:r>
+        <w:rPr>
+          <w:shd w:val="clear" w:color="auto" w:fill="FFFFFF"/>
+        </w:rPr>
+        <w:lastRenderedPageBreak/>
+        <w:t>release of Letraset sheets containing Lorem Ipsum passages, and more recently with desktop publishing software like Aldus PageMaker including versions of Lorem Ipsum.</w:t>
       </w:r>
     </w:p>
     <w:p>
       <w:pPr>
         <w:pStyle w:val="Ttulo1"/>
       </w:pPr>
-      <w:bookmarkStart w:id="9" w:name="_Toc226015235"/>
-      <w:r>
-        <w:lastRenderedPageBreak/>
+      <w:bookmarkStart w:id="9" w:name="_Toc227223350"/>
+      <w:r>
         <w:t>REFERENCIAL TEÓRICO</w:t>
       </w:r>
       <w:bookmarkEnd w:id="9"/>
@@ -2694,24 +2938,14 @@
       <w:r>
         <w:t xml:space="preserve">Figura </w:t>
       </w:r>
-      <w:r>
-        <w:fldChar w:fldCharType="begin"/>
-      </w:r>
-      <w:r>
-        <w:instrText xml:space="preserve"> SEQ Figura \* ARABIC </w:instrText>
-      </w:r>
-      <w:r>
-        <w:fldChar w:fldCharType="separate"/>
-      </w:r>
-      <w:r>
-        <w:rPr>
-          <w:noProof/>
-        </w:rPr>
-        <w:t>1</w:t>
-      </w:r>
-      <w:r>
-        <w:fldChar w:fldCharType="end"/>
-      </w:r>
+      <w:fldSimple w:instr=" SEQ Figura \* ARABIC ">
+        <w:r>
+          <w:rPr>
+            <w:noProof/>
+          </w:rPr>
+          <w:t>1</w:t>
+        </w:r>
+      </w:fldSimple>
       <w:r>
         <w:t xml:space="preserve"> - Voluntariado no Brasil</w:t>
       </w:r>
@@ -2790,7 +3024,7 @@
       <w:pPr>
         <w:pStyle w:val="Ttulo2"/>
       </w:pPr>
-      <w:bookmarkStart w:id="11" w:name="_Toc226015236"/>
+      <w:bookmarkStart w:id="11" w:name="_Toc227223351"/>
       <w:r>
         <w:t>Teste nível 2</w:t>
       </w:r>
@@ -2851,22 +3085,12 @@
       <w:r>
         <w:t xml:space="preserve">Figura </w:t>
       </w:r>
-      <w:r>
-        <w:fldChar w:fldCharType="begin"/>
-      </w:r>
-      <w:r>
-        <w:instrText xml:space="preserve"> SEQ Figura \* ARABIC </w:instrText>
-      </w:r>
-      <w:r>
-        <w:fldChar w:fldCharType="separate"/>
-      </w:r>
-      <w:r>
-        <w:t>2</w:t>
-      </w:r>
-      <w:bookmarkEnd w:id="12"/>
-      <w:r>
-        <w:fldChar w:fldCharType="end"/>
-      </w:r>
+      <w:fldSimple w:instr=" SEQ Figura \* ARABIC ">
+        <w:r>
+          <w:t>2</w:t>
+        </w:r>
+        <w:bookmarkEnd w:id="12"/>
+      </w:fldSimple>
       <w:r>
         <w:t xml:space="preserve"> </w:t>
       </w:r>
@@ -2876,6 +3100,10 @@
         <w:pStyle w:val="fonteeimg"/>
       </w:pPr>
       <w:r>
+        <w:rPr>
+          <w:noProof/>
+          <w:lang w:eastAsia="pt-BR"/>
+        </w:rPr>
         <w:drawing>
           <wp:inline distT="0" distB="0" distL="0" distR="0">
             <wp:extent cx="5760085" cy="3240345"/>
@@ -2941,7 +3169,7 @@
       <w:pPr>
         <w:pStyle w:val="Ttulo3"/>
       </w:pPr>
-      <w:bookmarkStart w:id="13" w:name="_Toc226015237"/>
+      <w:bookmarkStart w:id="13" w:name="_Toc227223352"/>
       <w:r>
         <w:t>Teste nível 3</w:t>
       </w:r>
@@ -2971,7 +3199,7 @@
       <w:pPr>
         <w:pStyle w:val="Ttulo4"/>
       </w:pPr>
-      <w:bookmarkStart w:id="14" w:name="_Toc226015238"/>
+      <w:bookmarkStart w:id="14" w:name="_Toc227223353"/>
       <w:r>
         <w:t>Teste nível 4</w:t>
       </w:r>
@@ -3008,7 +3236,7 @@
       <w:pPr>
         <w:pStyle w:val="Ttulo5"/>
       </w:pPr>
-      <w:bookmarkStart w:id="15" w:name="_Toc226015239"/>
+      <w:bookmarkStart w:id="15" w:name="_Toc227223354"/>
       <w:r>
         <w:t>Teste nível 5</w:t>
       </w:r>
@@ -3058,7 +3286,7 @@
       <w:pPr>
         <w:pStyle w:val="Ttulo1"/>
       </w:pPr>
-      <w:bookmarkStart w:id="16" w:name="_Toc226015240"/>
+      <w:bookmarkStart w:id="16" w:name="_Toc227223355"/>
       <w:r>
         <w:lastRenderedPageBreak/>
         <w:t>IMERSÃO</w:t>
@@ -3088,7 +3316,7 @@
       <w:pPr>
         <w:pStyle w:val="Ttulo2"/>
       </w:pPr>
-      <w:bookmarkStart w:id="17" w:name="_Toc226015241"/>
+      <w:bookmarkStart w:id="17" w:name="_Toc227223356"/>
       <w:r>
         <w:t>Caderno de Sensibilidade</w:t>
       </w:r>
@@ -3115,24 +3343,14 @@
       <w:r>
         <w:t xml:space="preserve">Quadro </w:t>
       </w:r>
-      <w:r>
-        <w:fldChar w:fldCharType="begin"/>
-      </w:r>
-      <w:r>
-        <w:instrText xml:space="preserve"> SEQ Quadro \* ARABIC </w:instrText>
-      </w:r>
-      <w:r>
-        <w:fldChar w:fldCharType="separate"/>
-      </w:r>
-      <w:r>
-        <w:rPr>
-          <w:noProof/>
-        </w:rPr>
-        <w:t>1</w:t>
-      </w:r>
-      <w:r>
-        <w:fldChar w:fldCharType="end"/>
-      </w:r>
+      <w:fldSimple w:instr=" SEQ Quadro \* ARABIC ">
+        <w:r>
+          <w:rPr>
+            <w:noProof/>
+          </w:rPr>
+          <w:t>1</w:t>
+        </w:r>
+      </w:fldSimple>
       <w:r>
         <w:t xml:space="preserve"> – Tabela de Sensibilidade</w:t>
       </w:r>
@@ -3475,7 +3693,6 @@
       <w:pPr>
         <w:pStyle w:val="fonteeimg"/>
       </w:pPr>
-      <w:bookmarkStart w:id="19" w:name="_Toc226015242"/>
       <w:r>
         <w:t>Fonte: Os autores, 2026</w:t>
       </w:r>
@@ -3489,10 +3706,12 @@
       <w:pPr>
         <w:pStyle w:val="Ttulo2"/>
       </w:pPr>
+      <w:bookmarkStart w:id="19" w:name="_Toc227223357"/>
       <w:r>
         <w:lastRenderedPageBreak/>
         <w:t>ESQUISA DE CAMPO</w:t>
       </w:r>
+      <w:bookmarkEnd w:id="19"/>
     </w:p>
     <w:p>
       <w:pPr>
@@ -3511,24 +3730,14 @@
       <w:r>
         <w:t xml:space="preserve">Grafico </w:t>
       </w:r>
-      <w:r>
-        <w:fldChar w:fldCharType="begin"/>
-      </w:r>
-      <w:r>
-        <w:instrText xml:space="preserve"> SEQ Grafico \* ARABIC </w:instrText>
-      </w:r>
-      <w:r>
-        <w:fldChar w:fldCharType="separate"/>
-      </w:r>
-      <w:r>
-        <w:rPr>
-          <w:noProof/>
-        </w:rPr>
-        <w:t>1</w:t>
-      </w:r>
-      <w:r>
-        <w:fldChar w:fldCharType="end"/>
-      </w:r>
+      <w:fldSimple w:instr=" SEQ Grafico \* ARABIC ">
+        <w:r>
+          <w:rPr>
+            <w:noProof/>
+          </w:rPr>
+          <w:t>1</w:t>
+        </w:r>
+      </w:fldSimple>
       <w:r>
         <w:t xml:space="preserve"> – Idade do Publico Alvo</w:t>
       </w:r>
@@ -3573,6 +3782,7 @@
           <w:numId w:val="0"/>
         </w:numPr>
       </w:pPr>
+      <w:bookmarkStart w:id="21" w:name="_Toc227223358"/>
       <w:r>
         <w:lastRenderedPageBreak/>
         <w:t xml:space="preserve">4. </w:t>
@@ -3580,17 +3790,17 @@
       <w:r>
         <w:t>ANÁLISE E SÍNTESE</w:t>
       </w:r>
-      <w:bookmarkEnd w:id="19"/>
+      <w:bookmarkEnd w:id="21"/>
     </w:p>
     <w:p>
       <w:pPr>
         <w:pStyle w:val="Ttulo2"/>
       </w:pPr>
-      <w:bookmarkStart w:id="21" w:name="_Toc226015243"/>
+      <w:bookmarkStart w:id="22" w:name="_Toc227223359"/>
       <w:r>
         <w:t>Brainstorming</w:t>
       </w:r>
-      <w:bookmarkEnd w:id="21"/>
+      <w:bookmarkEnd w:id="22"/>
     </w:p>
     <w:p>
       <w:pPr>
@@ -3613,11 +3823,11 @@
       <w:pPr>
         <w:pStyle w:val="Ttulo2"/>
       </w:pPr>
-      <w:bookmarkStart w:id="22" w:name="_Toc226015244"/>
+      <w:bookmarkStart w:id="23" w:name="_Toc227223360"/>
       <w:r>
         <w:t>Persona</w:t>
       </w:r>
-      <w:bookmarkEnd w:id="22"/>
+      <w:bookmarkEnd w:id="23"/>
     </w:p>
     <w:p>
       <w:pPr>
@@ -3677,9 +3887,14 @@
       <w:pPr>
         <w:pStyle w:val="Ttulo1"/>
       </w:pPr>
+      <w:bookmarkStart w:id="24" w:name="_Toc227223361"/>
       <w:r>
         <w:lastRenderedPageBreak/>
-        <w:t xml:space="preserve">ASPECTOS ESTRATEGICOS </w:t>
+        <w:t>ASPECTOS ESTRATEGICOS</w:t>
+      </w:r>
+      <w:bookmarkEnd w:id="24"/>
+      <w:r>
+        <w:t xml:space="preserve"> </w:t>
       </w:r>
     </w:p>
     <w:p>
@@ -3700,32 +3915,22 @@
         <w:pStyle w:val="Legenda"/>
         <w:keepNext/>
       </w:pPr>
-      <w:bookmarkStart w:id="23" w:name="_Toc226624163"/>
+      <w:bookmarkStart w:id="25" w:name="_Toc226624163"/>
       <w:r>
         <w:t xml:space="preserve">Tabela </w:t>
       </w:r>
-      <w:r>
-        <w:fldChar w:fldCharType="begin"/>
-      </w:r>
-      <w:r>
-        <w:instrText xml:space="preserve"> SEQ Tabela \* ARABIC </w:instrText>
-      </w:r>
-      <w:r>
-        <w:fldChar w:fldCharType="separate"/>
-      </w:r>
-      <w:r>
-        <w:rPr>
-          <w:noProof/>
-        </w:rPr>
-        <w:t>1</w:t>
-      </w:r>
-      <w:r>
-        <w:fldChar w:fldCharType="end"/>
-      </w:r>
+      <w:fldSimple w:instr=" SEQ Tabela \* ARABIC ">
+        <w:r>
+          <w:rPr>
+            <w:noProof/>
+          </w:rPr>
+          <w:t>1</w:t>
+        </w:r>
+      </w:fldSimple>
       <w:r>
         <w:t xml:space="preserve"> – Preços do Serviços</w:t>
       </w:r>
-      <w:bookmarkEnd w:id="23"/>
+      <w:bookmarkEnd w:id="25"/>
       <w:r>
         <w:t xml:space="preserve"> </w:t>
       </w:r>
@@ -3846,10 +4051,7 @@
               <w:ind w:firstLine="0"/>
             </w:pPr>
             <w:r>
-              <w:t>R$ 15</w:t>
-            </w:r>
-            <w:r>
-              <w:t>,00</w:t>
+              <w:t>R$ 15,00</w:t>
             </w:r>
           </w:p>
         </w:tc>
@@ -3877,10 +4079,7 @@
               <w:ind w:firstLine="0"/>
             </w:pPr>
             <w:r>
-              <w:t>R$ 20</w:t>
-            </w:r>
-            <w:r>
-              <w:t>,00</w:t>
+              <w:t>R$ 20,00</w:t>
             </w:r>
           </w:p>
         </w:tc>
@@ -3908,10 +4107,7 @@
               <w:ind w:firstLine="0"/>
             </w:pPr>
             <w:r>
-              <w:t>R$ 50</w:t>
-            </w:r>
-            <w:r>
-              <w:t>,00</w:t>
+              <w:t>R$ 50,00</w:t>
             </w:r>
           </w:p>
         </w:tc>
@@ -3954,10 +4150,12 @@
         </w:numPr>
         <w:ind w:left="360"/>
       </w:pPr>
+      <w:bookmarkStart w:id="26" w:name="_Toc227223362"/>
       <w:r>
         <w:lastRenderedPageBreak/>
         <w:t>REFERENCIA</w:t>
       </w:r>
+      <w:bookmarkEnd w:id="26"/>
     </w:p>
     <w:p>
       <w:r>
@@ -4021,6 +4219,8 @@
       </w:pPr>
     </w:p>
     <w:sectPr>
+      <w:headerReference w:type="default" r:id="rId12"/>
+      <w:footerReference w:type="default" r:id="rId13"/>
       <w:pgSz w:w="11906" w:h="16838"/>
       <w:pgMar w:top="1701" w:right="1134" w:bottom="1134" w:left="1701" w:header="709" w:footer="709" w:gutter="0"/>
       <w:cols w:space="708"/>
@@ -4055,6 +4255,16 @@
 </w:endnotes>
 </file>
 
+<file path=word/footer1.xml><?xml version="1.0" encoding="utf-8"?>
+<w:ftr xmlns:wpc="http://schemas.microsoft.com/office/word/2010/wordprocessingCanvas" xmlns:cx="http://schemas.microsoft.com/office/drawing/2014/chartex" xmlns:cx1="http://schemas.microsoft.com/office/drawing/2015/9/8/chartex" xmlns:mc="http://schemas.openxmlformats.org/markup-compatibility/2006" xmlns:o="urn:schemas-microsoft-com:office:office" xmlns:r="http://schemas.openxmlformats.org/officeDocument/2006/relationships" xmlns:m="http://schemas.openxmlformats.org/officeDocument/2006/math" xmlns:v="urn:schemas-microsoft-com:vml" xmlns:wp14="http://schemas.microsoft.com/office/word/2010/wordprocessingDrawing" xmlns:wp="http://schemas.openxmlformats.org/drawingml/2006/wordprocessingDrawing" xmlns:w10="urn:schemas-microsoft-com:office:word" xmlns:w="http://schemas.openxmlformats.org/wordprocessingml/2006/main" xmlns:w14="http://schemas.microsoft.com/office/word/2010/wordml" xmlns:w15="http://schemas.microsoft.com/office/word/2012/wordml" xmlns:w16se="http://schemas.microsoft.com/office/word/2015/wordml/symex" xmlns:wpg="http://schemas.microsoft.com/office/word/2010/wordprocessingGroup" xmlns:wpi="http://schemas.microsoft.com/office/word/2010/wordprocessingInk" xmlns:wne="http://schemas.microsoft.com/office/word/2006/wordml" xmlns:wps="http://schemas.microsoft.com/office/word/2010/wordprocessingShape" mc:Ignorable="w14 w15 w16se wp14">
+  <w:p>
+    <w:pPr>
+      <w:pStyle w:val="Rodap"/>
+    </w:pPr>
+  </w:p>
+</w:ftr>
+</file>
+
 <file path=word/footnotes.xml><?xml version="1.0" encoding="utf-8"?>
 <w:footnotes xmlns:wpc="http://schemas.microsoft.com/office/word/2010/wordprocessingCanvas" xmlns:cx="http://schemas.microsoft.com/office/drawing/2014/chartex" xmlns:cx1="http://schemas.microsoft.com/office/drawing/2015/9/8/chartex" xmlns:mc="http://schemas.openxmlformats.org/markup-compatibility/2006" xmlns:o="urn:schemas-microsoft-com:office:office" xmlns:r="http://schemas.openxmlformats.org/officeDocument/2006/relationships" xmlns:m="http://schemas.openxmlformats.org/officeDocument/2006/math" xmlns:v="urn:schemas-microsoft-com:vml" xmlns:wp14="http://schemas.microsoft.com/office/word/2010/wordprocessingDrawing" xmlns:wp="http://schemas.openxmlformats.org/drawingml/2006/wordprocessingDrawing" xmlns:w10="urn:schemas-microsoft-com:office:word" xmlns:w="http://schemas.openxmlformats.org/wordprocessingml/2006/main" xmlns:w14="http://schemas.microsoft.com/office/word/2010/wordml" xmlns:w15="http://schemas.microsoft.com/office/word/2012/wordml" xmlns:w16se="http://schemas.microsoft.com/office/word/2015/wordml/symex" xmlns:wpg="http://schemas.microsoft.com/office/word/2010/wordprocessingGroup" xmlns:wpi="http://schemas.microsoft.com/office/word/2010/wordprocessingInk" xmlns:wne="http://schemas.microsoft.com/office/word/2006/wordml" xmlns:wps="http://schemas.microsoft.com/office/word/2010/wordprocessingShape" mc:Ignorable="w14 w15 w16se wp14">
   <w:footnote w:type="separator" w:id="-1">
@@ -4078,6 +4288,51 @@
     </w:p>
   </w:footnote>
 </w:footnotes>
+</file>
+
+<file path=word/header1.xml><?xml version="1.0" encoding="utf-8"?>
+<w:hdr xmlns:wpc="http://schemas.microsoft.com/office/word/2010/wordprocessingCanvas" xmlns:cx="http://schemas.microsoft.com/office/drawing/2014/chartex" xmlns:cx1="http://schemas.microsoft.com/office/drawing/2015/9/8/chartex" xmlns:mc="http://schemas.openxmlformats.org/markup-compatibility/2006" xmlns:o="urn:schemas-microsoft-com:office:office" xmlns:r="http://schemas.openxmlformats.org/officeDocument/2006/relationships" xmlns:m="http://schemas.openxmlformats.org/officeDocument/2006/math" xmlns:v="urn:schemas-microsoft-com:vml" xmlns:wp14="http://schemas.microsoft.com/office/word/2010/wordprocessingDrawing" xmlns:wp="http://schemas.openxmlformats.org/drawingml/2006/wordprocessingDrawing" xmlns:w10="urn:schemas-microsoft-com:office:word" xmlns:w="http://schemas.openxmlformats.org/wordprocessingml/2006/main" xmlns:w14="http://schemas.microsoft.com/office/word/2010/wordml" xmlns:w15="http://schemas.microsoft.com/office/word/2012/wordml" xmlns:w16se="http://schemas.microsoft.com/office/word/2015/wordml/symex" xmlns:wpg="http://schemas.microsoft.com/office/word/2010/wordprocessingGroup" xmlns:wpi="http://schemas.microsoft.com/office/word/2010/wordprocessingInk" xmlns:wne="http://schemas.microsoft.com/office/word/2006/wordml" xmlns:wps="http://schemas.microsoft.com/office/word/2010/wordprocessingShape" mc:Ignorable="w14 w15 w16se wp14">
+  <w:sdt>
+    <w:sdtPr>
+      <w:id w:val="833889251"/>
+      <w:docPartObj>
+        <w:docPartGallery w:val="Page Numbers (Top of Page)"/>
+        <w:docPartUnique/>
+      </w:docPartObj>
+    </w:sdtPr>
+    <w:sdtContent>
+      <w:p>
+        <w:pPr>
+          <w:pStyle w:val="Cabealho"/>
+          <w:jc w:val="right"/>
+        </w:pPr>
+        <w:r>
+          <w:fldChar w:fldCharType="begin"/>
+        </w:r>
+        <w:r>
+          <w:instrText>PAGE   \* MERGEFORMAT</w:instrText>
+        </w:r>
+        <w:r>
+          <w:fldChar w:fldCharType="separate"/>
+        </w:r>
+        <w:r>
+          <w:rPr>
+            <w:noProof/>
+          </w:rPr>
+          <w:t>11</w:t>
+        </w:r>
+        <w:r>
+          <w:fldChar w:fldCharType="end"/>
+        </w:r>
+      </w:p>
+    </w:sdtContent>
+  </w:sdt>
+  <w:p>
+    <w:pPr>
+      <w:pStyle w:val="Cabealho"/>
+    </w:pPr>
+  </w:p>
+</w:hdr>
 </file>
 
 <file path=word/numbering.xml><?xml version="1.0" encoding="utf-8"?>
@@ -6618,7 +6873,7 @@
 </file>
 
 <file path=customXml/itemProps1.xml><?xml version="1.0" encoding="utf-8"?>
-<ds:datastoreItem xmlns:ds="http://schemas.openxmlformats.org/officeDocument/2006/customXml" ds:itemID="{222B7588-4147-43F1-A155-664878FEDC4D}">
+<ds:datastoreItem xmlns:ds="http://schemas.openxmlformats.org/officeDocument/2006/customXml" ds:itemID="{DC60AC85-4237-4158-8F89-03491B56C9FB}">
   <ds:schemaRefs>
     <ds:schemaRef ds:uri="http://schemas.openxmlformats.org/officeDocument/2006/bibliography"/>
   </ds:schemaRefs>
